--- a/content-src/docx/I G 2002 08 10 Geoffrey Hill profile.docx
+++ b/content-src/docx/I G 2002 08 10 Geoffrey Hill profile.docx
@@ -50,7 +50,7 @@
     <w:p/>
     <w:p>
       <w:r>
-        <w:t>When Geoffrey Hill's Collected Poems were published in 1985, the publisher took some pleasure in running critical reviews up against the positive ones: "unbearable, bullying, intransigent, intolerant, brilliant... mandarin and rarefied... warmth in these poems is like a dying sun seen through a wall of ice". The publisher's blurb concluded that "this poetry... has disturbed the critical consensus for three decades".</w:t>
+        <w:t>When Geoffrey Hill's Collected Poems were published in 1985, the publisher took some pleasure in running critical reviews up against the positive ones: "unbearable, bullying, intransigent, intolerant, brilliant… mandarin and rarefied… warmth in these poems is like a dying sun seen through a wall of ice". The publisher's blurb concluded that "this poetry… has disturbed the critical consensus for three decades".</w:t>
       </w:r>
     </w:p>
     <w:p/>
@@ -72,7 +72,7 @@
         <w:t>Hill's work is marked by memories of the war, and contemplations of European history. His father and grandfather were village policemen. Hill identifies himself as working-class - indeed is "glad and proud to have been born into the English working class". He commemorated his maternal grandmother, who had spent her life making nails, in poem XXV of Mercian Hymns : "I speak this in memory of my grandmother, whose childhood and prime womanhood were spent in the nailer's darg</w:t>
       </w:r>
       <w:r>
-        <w:t xml:space="preserve"> [a day's work]... It is one thing to celebrate the 'quick forge', another to cradle a face hare-lipped by the searing wire."</w:t>
+        <w:t xml:space="preserve"> [a day's work]… It is one thing to celebrate the 'quick forge', another to cradle a face hare-lipped by the searing wire."</w:t>
       </w:r>
     </w:p>
     <w:p/>
@@ -84,7 +84,7 @@
     <w:p/>
     <w:p>
       <w:r>
-        <w:t>One of his roles was to introduce a piece of classical music in morning assembly, which, Rea recalled years later, was a task he performed "with enjoyment and aplomb... he demurred only once, in a stage-managed gesture, when he felt that to introduce Danny Kaye's 'Tubby the Tuba', even for educational ends, was rather beneath him. With a sudden, winning smile, he delegated that task to the headmaster." Hill went on to Keble College, Oxford, where he read English, gaining a first.</w:t>
+        <w:t>One of his roles was to introduce a piece of classical music in morning assembly, which, Rea recalled years later, was a task he performed "with enjoyment and aplomb… he demurred only once, in a stage-managed gesture, when he felt that to introduce Danny Kaye's 'Tubby the Tuba', even for educational ends, was rather beneath him. With a sudden, winning smile, he delegated that task to the headmaster." Hill went on to Keble College, Oxford, where he read English, gaining a first.</w:t>
       </w:r>
     </w:p>
     <w:p/>
@@ -125,7 +125,7 @@
     <w:p/>
     <w:p>
       <w:r>
-        <w:t>It seems likely that Hill was suffering, for much of his life, from either depression or, as he sees it, "undiagnosed obsessive-compulsive disorder. I can think of no other explanation. The terror of utterance, of committing oneself to anything public... that was mainly how the disorder took shape with me." The condition was treated in the 1990s, when he moved to Boston, initially with lithium, and then with other drugs, though not, as has been suggested, Prozac.</w:t>
+        <w:t>It seems likely that Hill was suffering, for much of his life, from either depression or, as he sees it, "undiagnosed obsessive-compulsive disorder. I can think of no other explanation. The terror of utterance, of committing oneself to anything public… that was mainly how the disorder took shape with me." The condition was treated in the 1990s, when he moved to Boston, initially with lithium, and then with other drugs, though not, as has been suggested, Prozac.</w:t>
       </w:r>
     </w:p>
     <w:p/>
@@ -150,7 +150,7 @@
         <w:t xml:space="preserve">frequent libels. Asked whether the combined demands of academic and family life had left him </w:t>
       </w:r>
       <w:r>
-        <w:t>without the space and leisure to create poems, Hill replies that "I believed that I wrote very little because of the encroachments of duty... but I don't think it can have been that. I think the encroachments were encroachments of chronic anxiety, which also affected my ability to produce criticism and scholarship. I was simply afraid to put down the next sentence. And since 1992, I've been able to write more fluently and easily. Now the malaise has been alleviated the scholarly and critical work and the po</w:t>
+        <w:t>without the space and leisure to create poems, Hill replies that "I believed that I wrote very little because of the encroachments of duty… but I don't think it can have been that. I think the encroachments were encroachments of chronic anxiety, which also affected my ability to produce criticism and scholarship. I was simply afraid to put down the next sentence. And since 1992, I've been able to write more fluently and easily. Now the malaise has been alleviated the scholarly and critical work and the po</w:t>
       </w:r>
       <w:r>
         <w:t>ems have come more easily."</w:t>
@@ -159,7 +159,7 @@
     <w:p/>
     <w:p>
       <w:r>
-        <w:t>The poems on which Hill worked throughout the 1960s, culminating in King Log in 1968, were antipathetic to the fashions of that decade; on the one side, the success of Larkin, the Movement poets, or Ted Hughes; on the other, the "pop" and "performance" poets. Hill's Funeral Music is a sequence about the Wars of the Roses; it attempts, as Hill's own note says, "a florid, grim music broken by cries and shrieks... ornate and heartless music broken by mutterings and blasphemies and cries for help".</w:t>
+        <w:t>The poems on which Hill worked throughout the 1960s, culminating in King Log in 1968, were antipathetic to the fashions of that decade; on the one side, the success of Larkin, the Movement poets, or Ted Hughes; on the other, the "pop" and "performance" poets. Hill's Funeral Music is a sequence about the Wars of the Roses; it attempts, as Hill's own note says, "a florid, grim music broken by cries and shrieks… ornate and heartless music broken by mutterings and blasphemies and cries for help".</w:t>
       </w:r>
     </w:p>
     <w:p/>
@@ -175,7 +175,7 @@
         <w:t>Hill's sense of history and topography were always remarkable. Jon Glover, the poet and editor of the recently revived Stand magazine, was a student of Hill's at Leeds, between 1962 and 1963, and remembers him as "an enormously impressive tutor. Hill's work is described as 'tortured and demanding', but we took it for granted: when you think about the landscape of Yorkshire, you think about Funeral Music, Towton, the pogrom of around 100 Jews at Clifford's Tower in 1190. In the 1960s, in a strange way, we we</w:t>
       </w:r>
       <w:r>
-        <w:t>re talking about that sense of language being a product of torture... there was a sense of seriousness about what we were doing with language."</w:t>
+        <w:t>re talking about that sense of language being a product of torture… there was a sense of seriousness about what we were doing with language."</w:t>
       </w:r>
     </w:p>
     <w:p/>
@@ -272,7 +272,7 @@
         <w:t>In the late 1990s, a combination of the freedom granted him by anti-depressants and a sense of impending mortality propelled Hill into producing work much faster: Canaan appeared in 1996, The Triumph of Love in 1998, Speech! Speech! in 2001, and The Orchards of Syon this year. The candour</w:t>
       </w:r>
       <w:r>
-        <w:t xml:space="preserve"> with which he has spoken, in interviews and the poems, about "the signal/ mystery, mercy, of these latter days" granted by the drugs has "of course given ammunition to those who don't like me... they say 'Hill has just turned the tap on and now he can't turn the tap off'".</w:t>
+        <w:t xml:space="preserve"> with which he has spoken, in interviews and the poems, about "the signal/ mystery, mercy, of these latter days" granted by the drugs has "of course given ammunition to those who don't like me… they say 'Hill has just turned the tap on and now he can't turn the tap off'".</w:t>
       </w:r>
     </w:p>
     <w:p/>
@@ -374,7 +374,7 @@
         <w:t>, a talented and erudite poet, in one of a series of "praise songs". Another figure Hill praises is Colonel Fajuyi, who died refusing to surrender a guest to the Igbo coup leaders in 1966. "Fajuyi is for me the heart of the matter; he behaved nobly in the midst of total moral chaos. I'm fairly old-fashioned in the qualities I admire - simple courage, simple dignity. When I arrived in Nigeria in January '67, a month or two after the assassination of Fajuyi, the radio was broadcasting praise-songs for h</w:t>
       </w:r>
       <w:r>
-        <w:t>im. And I took very much to the idea, so certain sections of Speech! Speech! (and of The Triumph of Love) are praise songs. And I wouldn't say that I meant much more than that; but I do seem to seize on figures who seem exemplary to me, and what I believe I know of Fajuyi is worth a praise-song or two... Everyone says how negative I am, and I don't think I am, I think I'm very positive, and I love to praise, I love to admire."</w:t>
+        <w:t>im. And I took very much to the idea, so certain sections of Speech! Speech! (and of The Triumph of Love) are praise songs. And I wouldn't say that I meant much more than that; but I do seem to seize on figures who seem exemplary to me, and what I believe I know of Fajuyi is worth a praise-song or two… Everyone says how negative I am, and I don't think I am, I think I'm very positive, and I love to praise, I love to admire."</w:t>
       </w:r>
     </w:p>
     <w:p/>
